--- a/klagomål/Maskaure Skornjamyran avvanm, 11,2 ha FSC-klagomål.docx
+++ b/klagomål/Maskaure Skornjamyran avvanm, 11,2 ha FSC-klagomål.docx
@@ -1945,7 +1945,7 @@
     <w:r>
       <w:tab/>
       <w:tab/>
-      <w:t>2026-07-22</w:t>
+      <w:t>2026-07-23</w:t>
       <w:br/>
       <w:br/>
     </w:r>

--- a/klagomål/Maskaure Skornjamyran avvanm, 11,2 ha FSC-klagomål.docx
+++ b/klagomål/Maskaure Skornjamyran avvanm, 11,2 ha FSC-klagomål.docx
@@ -178,7 +178,7 @@
       <w:r>
         <w:drawing>
           <wp:inline xmlns:a="http://schemas.openxmlformats.org/drawingml/2006/main" xmlns:pic="http://schemas.openxmlformats.org/drawingml/2006/picture">
-            <wp:extent cx="5045998" cy="5724000"/>
+            <wp:extent cx="5144175" cy="5724000"/>
             <wp:docPr id="1" name="Picture 1"/>
             <wp:cNvGraphicFramePr>
               <a:graphicFrameLocks noChangeAspect="1"/>
@@ -199,7 +199,7 @@
                   <pic:spPr>
                     <a:xfrm>
                       <a:off x="0" y="0"/>
-                      <a:ext cx="5045998" cy="5724000"/>
+                      <a:ext cx="5144175" cy="5724000"/>
                     </a:xfrm>
                     <a:prstGeom prst="rect"/>
                   </pic:spPr>
@@ -221,7 +221,7 @@
     </w:p>
     <w:p>
       <w:r>
-        <w:t>I och inom 7 meter från området finns fynd av 32 naturvårdsarter, varav 25 är rödlistade, 4 är fridlysta, 23 är typiska (T) och 6 är signalarter (S): fläckporing (VU, T), garnlav (VU, T), gränsticka (VU, T), ostticka (VU, T), sprickporing (VU), tajgaskinn (VU), ulltickeporing (VU), blanksvart spiklav (NT), blågrå svartspik (NT), dvärgbägarlav (NT, T), gammelgransskål (NT, T), grå blåbärsfältmätare (NT), harticka (NT, T), knottrig blåslav (NT, T), liten svartspik (NT), rosenticka (NT, T), rynkskinn (NT, T), talltagel (NT, T), talltita (NT, §4), tretåig hackspett (NT, T, §4), ullticka (NT, T), vedskivlav (NT, T), vedtrappmossa (NT, T), violmussling (NT, T), vitgrynig nållav (NT), gulnål (S, T), plattlummer (S, T, §9), skör kvastmossa (S, T), sotlav (S, T), vanlig flatbagge (S, T), vedticka (S, T) och tjäder (T, §4). Se Figur 1.</w:t>
+        <w:t>I och inom 7 meter från området finns fynd av 28 naturvårdsarter, varav 23 är rödlistade, 4 är fridlysta, 19 är typiska (T) och 4 är signalarter (S): fläckporing (VU, T), garnlav (VU, T), gränsticka (VU, T), ostticka (VU, T), sprickporing (VU), tajgaskinn (VU), ulltickeporing (VU), blanksvart spiklav (NT), blågrå svartspik (NT), dvärgbägarlav (NT, T), gammelgransskål (NT, T), grå blåbärsfältmätare (NT), harticka (NT, T), knottrig blåslav (NT, T), liten svartspik (NT), rosenticka (NT, T), talltagel (NT, T), talltita (NT, §4), tretåig hackspett (NT, T, §4), ullticka (NT, T), vedskivlav (NT, T), violmussling (NT, T), vitgrynig nållav (NT), gulnål (S, T), plattlummer (S, T, §9), sotlav (S, T), vedticka (S, T) och tjäder (T, §4). Se Figur 1.</w:t>
       </w:r>
     </w:p>
     <w:p>
@@ -569,10 +569,97 @@
         <w:rPr>
           <w:b/>
         </w:rPr>
-        <w:t>Rynkskinn (NT)</w:t>
-      </w:r>
-      <w:r>
-        <w:t xml:space="preserve"> är en vednedbrytare som växer på grova granlågor och ingår i en karaktäristisk association av vedsvampar knutna till urskogsartade barrskogar. Den har klassificerats som en “urskogsindikator” och är placerad i toppen av Skogsstyrelsens värdepyramid för bedömning av skog med höga naturvärden. Allt tyder på att rynkskinn är mycket känslig för skogliga ingrepp och lokalerna, som oftast har höga biologiska kvaliteter, bör lämnas till fri utveckling. Rynkskinn är typisk art för </w:t>
+        <w:t>Talltagel (NT)</w:t>
+      </w:r>
+      <w:r>
+        <w:t xml:space="preserve"> är en boreal art som förekommer på tall i äldre, öppna tallskogar. Den påverkas negativt av brist på kontinuitetsskog och minskningstakten bedöms vara nära gränsvärdet för Sårbar (VU). Talltagel är typisk art för </w:t>
+      </w:r>
+      <w:r>
+        <w:rPr>
+          <w:i/>
+        </w:rPr>
+        <w:t>9010 Taiga</w:t>
+      </w:r>
+      <w:r>
+        <w:t xml:space="preserve"> (SLU Artdatabanken, 2026).</w:t>
+      </w:r>
+    </w:p>
+    <w:p>
+      <w:r>
+        <w:rPr>
+          <w:b/>
+        </w:rPr>
+        <w:t>Talltita (NT, §4)</w:t>
+      </w:r>
+      <w:r>
+        <w:t>, rödlistad som nära hotad och prioriterad art i Skogsvårdslagen, har häckningsrevir i anmälan. Arten har minskat kraftigt de senaste 30 åren och minskningstakten innevarande 10-årsperiod beräknas till 20 (10–30) %. Talltitan är synnerligen trogen sitt cirka 15 hektar stora revir och är beroende av flerskiktade olikåldriga skogar för att kunna föda upp sina ungar. Talltitan försvinner om dess livsmiljö kalavverkas (Eggers &amp; Low, 2014; Ekman, 1979; Griesser et al, 2007; Klein, 2020; Siffczyk et al, 2003; SLU Artdatabanken, 2021).</w:t>
+      </w:r>
+    </w:p>
+    <w:p>
+      <w:r>
+        <w:rPr>
+          <w:b/>
+        </w:rPr>
+        <w:t>Tretåig hackspett (NT, §4)</w:t>
+      </w:r>
+      <w:r>
+        <w:t xml:space="preserve"> är rödlistad som nära hotad och ingår i bilaga 1 i EU:s fågeldirektiv. Tretåig hackspett är för sin överlevnad beroende av kontinuerlig tillförsel av äldre döende och död ved, som sker genom naturliga självgallringsprocesser i äldre grannaturskogar och barrblandade naturskogar. Om en skog genom skogsbruk gallras eller glesas ur så upphör och uteblir i stort sett den naturliga självgallringsprocessen för mycket lång tid framöver vilket omöjliggör upprätthållandet av den kontinuerliga ekologiska funktionen i ett område. Det finns studier som visar att naturskogens självgallringsprocess som den tretåiga hackspetten är beroende av, inte kan ersättas med efterlämnad hänsyn i skogsbruket (Imbeau &amp; Desrochers, 2002). Storleken på häckningsreviret varierar med skogstypen, förekomsten av död ved och graden av fragmentering, men är i allmänhet i storleksordningen 25–100 hektar. Vintertid krävs ofta betydligt större områden och det finns studier som antyder att arten behöver minst 100 hektar äldre skog. I områden med låg bonitet kan det behövas över 200 hektar lämpligt habitat för att ett par ska kunna reproducera sig. Områden med dokumenterad permanent förekomst i naturskogsmiljöer har vanligen så stora naturvärden att skogsbruk är olämpligt. Tretåig hackspett är typisk art för </w:t>
+      </w:r>
+      <w:r>
+        <w:rPr>
+          <w:i/>
+        </w:rPr>
+        <w:t xml:space="preserve">9010 Taiga, 9740 Skogsbevuxen myr, 9030 Landhöjningsskog </w:t>
+      </w:r>
+      <w:r>
+        <w:t xml:space="preserve">och </w:t>
+      </w:r>
+      <w:r>
+        <w:rPr>
+          <w:i/>
+        </w:rPr>
+        <w:t>9040 Fjällbjörkskog</w:t>
+      </w:r>
+      <w:r>
+        <w:t xml:space="preserve"> (Skogsstyrelsen, 2016; SLU Artdatabanken, 2024).</w:t>
+      </w:r>
+    </w:p>
+    <w:p>
+      <w:r>
+        <w:rPr>
+          <w:b/>
+        </w:rPr>
+        <w:t>Ullticka (NT)</w:t>
+      </w:r>
+      <w:r>
+        <w:t xml:space="preserve"> är knuten till restbestånd av barrnaturskog och förekommer med ett tydligt optimum i orörda eller måttligt påverkade gamla granskogar där det föreligger viss kontinuitet av grov död ved. Ullticka är en bra signalart inom hela sitt utbredningsområde och i södra Sverige är den sällsynt och en god signalart för skyddsvärda granskogsmiljöer. Den hotas av avverkning och fragmentering av naturskog och äldre granskog med lång trädkontinuitet. På ullticka kan ibland ulltickeporing (VU) påträffas - det är en sällsynt ticka som nyligen delats upp i de tre olika arterna ulltickeporing </w:t>
+      </w:r>
+      <w:r>
+        <w:rPr>
+          <w:i/>
+        </w:rPr>
+        <w:t xml:space="preserve">Skeletocutis brevispora </w:t>
+      </w:r>
+      <w:r>
+        <w:t>(VU)</w:t>
+      </w:r>
+      <w:r>
+        <w:rPr>
+          <w:i/>
+        </w:rPr>
+        <w:t>, Skeletocutis delicata</w:t>
+      </w:r>
+      <w:r>
+        <w:t xml:space="preserve"> (VU)</w:t>
+      </w:r>
+      <w:r>
+        <w:rPr>
+          <w:i/>
+        </w:rPr>
+        <w:t xml:space="preserve"> och Skeletocutis exilis</w:t>
+      </w:r>
+      <w:r>
+        <w:t xml:space="preserve"> (NT). Ullticka är typisk art för </w:t>
       </w:r>
       <w:r>
         <w:rPr>
@@ -581,16 +668,16 @@
         <w:t xml:space="preserve">9010 Taiga, 9050 Näringsrik granskog </w:t>
       </w:r>
       <w:r>
-        <w:t>och</w:t>
+        <w:t xml:space="preserve">och </w:t>
       </w:r>
       <w:r>
         <w:rPr>
           <w:i/>
         </w:rPr>
-        <w:t xml:space="preserve"> 9030 Landhöjningsskog</w:t>
-      </w:r>
-      <w:r>
-        <w:t xml:space="preserve"> (Nitare &amp; Skogsstyrelsen, 2019; SLU Artdatabanken, 2026).</w:t>
+        <w:t>9030 Landhöjningsskog</w:t>
+      </w:r>
+      <w:r>
+        <w:t xml:space="preserve"> (SLU Artdatabanken, 2026; Nitare &amp; Skogsstyrelsen, 2019; Miettinen &amp; Niemelä, 2018).</w:t>
       </w:r>
     </w:p>
     <w:p>
@@ -598,10 +685,10 @@
         <w:rPr>
           <w:b/>
         </w:rPr>
-        <w:t>Talltagel (NT)</w:t>
-      </w:r>
-      <w:r>
-        <w:t xml:space="preserve"> är en boreal art som förekommer på tall i äldre, öppna tallskogar. Den påverkas negativt av brist på kontinuitetsskog och minskningstakten bedöms vara nära gränsvärdet för Sårbar (VU). Talltagel är typisk art för </w:t>
+        <w:t>Vedskivlav (NT)</w:t>
+      </w:r>
+      <w:r>
+        <w:t xml:space="preserve"> växer på gammal, torr, exponerad, hård kärnved av framförallt tall i naturskogsartade bestånd. Avverkning av tallskog av naturskogskaraktär med spår av återkommande bränder är ett hot. Mängden lämplig ved att växa på för vedskivlav minskar, dels på grund av naturlig nedbrytning men framförallt på grund av att de förstörs i samband med slutavverkningar, gallringar och markberedning. Tall- och blandbarrskogar av naturskogskaraktär med spår av återkommande bränder bör skyddas. Vedskivlav är typisk art för </w:t>
       </w:r>
       <w:r>
         <w:rPr>
@@ -610,7 +697,7 @@
         <w:t>9010 Taiga</w:t>
       </w:r>
       <w:r>
-        <w:t xml:space="preserve"> (SLU Artdatabanken, 2026).</w:t>
+        <w:t xml:space="preserve"> (SLU Artdatabanken, 2024).</w:t>
       </w:r>
     </w:p>
     <w:p>
@@ -618,106 +705,46 @@
         <w:rPr>
           <w:b/>
         </w:rPr>
-        <w:t>Talltita (NT, §4)</w:t>
-      </w:r>
-      <w:r>
-        <w:t>, rödlistad som nära hotad och prioriterad art i Skogsvårdslagen, har häckningsrevir i anmälan. Arten har minskat kraftigt de senaste 30 åren och minskningstakten innevarande 10-årsperiod beräknas till 20 (10–30) %. Talltitan är synnerligen trogen sitt cirka 15 hektar stora revir och är beroende av flerskiktade olikåldriga skogar för att kunna föda upp sina ungar. Talltitan försvinner om dess livsmiljö kalavverkas (Eggers &amp; Low, 2014; Ekman, 1979; Griesser et al, 2007; Klein, 2020; Siffczyk et al, 2003; SLU Artdatabanken, 2021).</w:t>
-      </w:r>
-    </w:p>
-    <w:p>
-      <w:r>
-        <w:rPr>
-          <w:b/>
-        </w:rPr>
-        <w:t>Tretåig hackspett (NT, §4)</w:t>
-      </w:r>
-      <w:r>
-        <w:t xml:space="preserve"> är rödlistad som nära hotad och ingår i bilaga 1 i EU:s fågeldirektiv. Tretåig hackspett är för sin överlevnad beroende av kontinuerlig tillförsel av äldre döende och död ved, som sker genom naturliga självgallringsprocesser i äldre grannaturskogar och barrblandade naturskogar. Om en skog genom skogsbruk gallras eller glesas ur så upphör och uteblir i stort sett den naturliga självgallringsprocessen för mycket lång tid framöver vilket omöjliggör upprätthållandet av den kontinuerliga ekologiska funktionen i ett område. Det finns studier som visar att naturskogens självgallringsprocess som den tretåiga hackspetten är beroende av, inte kan ersättas med efterlämnad hänsyn i skogsbruket (Imbeau &amp; Desrochers, 2002). Storleken på häckningsreviret varierar med skogstypen, förekomsten av död ved och graden av fragmentering, men är i allmänhet i storleksordningen 25–100 hektar. Vintertid krävs ofta betydligt större områden och det finns studier som antyder att arten behöver minst 100 hektar äldre skog. I områden med låg bonitet kan det behövas över 200 hektar lämpligt habitat för att ett par ska kunna reproducera sig. Områden med dokumenterad permanent förekomst i naturskogsmiljöer har vanligen så stora naturvärden att skogsbruk är olämpligt. Tretåig hackspett är typisk art för </w:t>
+        <w:t>Violmussling (NT)</w:t>
+      </w:r>
+      <w:r>
+        <w:t xml:space="preserve"> växer på döda, oftast omkullfallna stammar av gran eller tall. De flesta fynden har gjorts i gammal, orörd skog och arten är en mycket god indikator på förekomst av lång skoglig kontinuitet. Platser som hyser stora bestånd av violmussling bör i första hand skyddas och undantas från skogsbruk. Flera sällsynta och mycket sällsynta tickor och skalbaggar är mer eller mindre starkt associerade med violtickor </w:t>
       </w:r>
       <w:r>
         <w:rPr>
           <w:i/>
         </w:rPr>
-        <w:t xml:space="preserve">9010 Taiga, 9740 Skogsbevuxen myr, 9030 Landhöjningsskog </w:t>
-      </w:r>
-      <w:r>
-        <w:t xml:space="preserve">och </w:t>
+        <w:t>Trichaptum spp.</w:t>
+      </w:r>
+      <w:r>
+        <w:t xml:space="preserve"> och död ved som först rötats av någon </w:t>
       </w:r>
       <w:r>
         <w:rPr>
           <w:i/>
         </w:rPr>
-        <w:t>9040 Fjällbjörkskog</w:t>
-      </w:r>
-      <w:r>
-        <w:t xml:space="preserve"> (Skogsstyrelsen, 2016; SLU Artdatabanken, 2024).</w:t>
-      </w:r>
-    </w:p>
-    <w:p>
-      <w:r>
-        <w:rPr>
-          <w:b/>
-        </w:rPr>
-        <w:t>Ullticka (NT)</w:t>
-      </w:r>
-      <w:r>
-        <w:t xml:space="preserve"> är knuten till restbestånd av barrnaturskog och förekommer med ett tydligt optimum i orörda eller måttligt påverkade gamla granskogar där det föreligger viss kontinuitet av grov död ved. Ullticka är en bra signalart inom hela sitt utbredningsområde och i södra Sverige är den sällsynt och en god signalart för skyddsvärda granskogsmiljöer. Den hotas av avverkning och fragmentering av naturskog och äldre granskog med lång trädkontinuitet. På ullticka kan ibland ulltickeporing (VU) påträffas - det är en sällsynt ticka som nyligen delats upp i de tre olika arterna ulltickeporing </w:t>
+        <w:t>Trichaptum-art</w:t>
+      </w:r>
+      <w:r>
+        <w:t>. Bland dessa kan nämnas gul mjukporing (CR), lämmelporing (CR), kilporing (VU), parasitporing (VU), gropig brunbagge (NT), gulbandad brunbagge</w:t>
       </w:r>
       <w:r>
         <w:rPr>
           <w:i/>
         </w:rPr>
-        <w:t xml:space="preserve">Skeletocutis brevispora </w:t>
-      </w:r>
-      <w:r>
-        <w:t>(VU)</w:t>
+        <w:t xml:space="preserve"> </w:t>
+      </w:r>
+      <w:r>
+        <w:t>(NT) och brunkantad brunbagge</w:t>
       </w:r>
       <w:r>
         <w:rPr>
           <w:i/>
         </w:rPr>
-        <w:t>, Skeletocutis delicata</w:t>
-      </w:r>
-      <w:r>
-        <w:t xml:space="preserve"> (VU)</w:t>
-      </w:r>
-      <w:r>
-        <w:rPr>
-          <w:i/>
-        </w:rPr>
-        <w:t xml:space="preserve"> och Skeletocutis exilis</w:t>
-      </w:r>
-      <w:r>
-        <w:t xml:space="preserve"> (NT). Ullticka är typisk art för </w:t>
-      </w:r>
-      <w:r>
-        <w:rPr>
-          <w:i/>
-        </w:rPr>
-        <w:t xml:space="preserve">9010 Taiga, 9050 Näringsrik granskog </w:t>
-      </w:r>
-      <w:r>
-        <w:t xml:space="preserve">och </w:t>
-      </w:r>
-      <w:r>
-        <w:rPr>
-          <w:i/>
-        </w:rPr>
-        <w:t>9030 Landhöjningsskog</w:t>
-      </w:r>
-      <w:r>
-        <w:t xml:space="preserve"> (SLU Artdatabanken, 2026; Nitare &amp; Skogsstyrelsen, 2019; Miettinen &amp; Niemelä, 2018).</w:t>
-      </w:r>
-    </w:p>
-    <w:p>
-      <w:r>
-        <w:rPr>
-          <w:b/>
-        </w:rPr>
-        <w:t>Vedskivlav (NT)</w:t>
-      </w:r>
-      <w:r>
-        <w:t xml:space="preserve"> växer på gammal, torr, exponerad, hård kärnved av framförallt tall i naturskogsartade bestånd. Avverkning av tallskog av naturskogskaraktär med spår av återkommande bränder är ett hot. Mängden lämplig ved att växa på för vedskivlav minskar, dels på grund av naturlig nedbrytning men framförallt på grund av att de förstörs i samband med slutavverkningar, gallringar och markberedning. Tall- och blandbarrskogar av naturskogskaraktär med spår av återkommande bränder bör skyddas. Vedskivlav är typisk art för </w:t>
+        <w:t xml:space="preserve"> </w:t>
+      </w:r>
+      <w:r>
+        <w:t xml:space="preserve">(DD). Violmussling är typisk art för </w:t>
       </w:r>
       <w:r>
         <w:rPr>
@@ -726,82 +753,6 @@
         <w:t>9010 Taiga</w:t>
       </w:r>
       <w:r>
-        <w:t xml:space="preserve"> (SLU Artdatabanken, 2024).</w:t>
-      </w:r>
-    </w:p>
-    <w:p>
-      <w:r>
-        <w:rPr>
-          <w:b/>
-        </w:rPr>
-        <w:t xml:space="preserve">Vedtrappmossa (NT) </w:t>
-      </w:r>
-      <w:r>
-        <w:t xml:space="preserve">växer på död ved, främst i gammal granskog. Den förekommer knappast alls i fjällnära barrskogar utan finns i skogslandskapet nedom fjällen och framför allt i landets södra delar är den en mycket bra signalart för barrnaturskog med höga naturvärden. Skogsavverkning och brist på grov död ved i skogen är de allvarligaste hoten och den överlever inte kalhyggesbruk. Lokaler med sluten granskog, tillräckligt stora för att säkerställa ett kontinuerligt tillskott på grova lågor, bör undantas från storskaligt skogsbruk. Vedtrappmossa är typisk art för </w:t>
-      </w:r>
-      <w:r>
-        <w:rPr>
-          <w:i/>
-        </w:rPr>
-        <w:t>9010 Taiga</w:t>
-      </w:r>
-      <w:r>
-        <w:t xml:space="preserve"> (SLU Artdatabanken, 2024).</w:t>
-      </w:r>
-    </w:p>
-    <w:p>
-      <w:r>
-        <w:rPr>
-          <w:b/>
-        </w:rPr>
-        <w:t>Violmussling (NT)</w:t>
-      </w:r>
-      <w:r>
-        <w:t xml:space="preserve"> växer på döda, oftast omkullfallna stammar av gran eller tall. De flesta fynden har gjorts i gammal, orörd skog och arten är en mycket god indikator på förekomst av lång skoglig kontinuitet. Platser som hyser stora bestånd av violmussling bör i första hand skyddas och undantas från skogsbruk. Flera sällsynta och mycket sällsynta tickor och skalbaggar är mer eller mindre starkt associerade med violtickor </w:t>
-      </w:r>
-      <w:r>
-        <w:rPr>
-          <w:i/>
-        </w:rPr>
-        <w:t>Trichaptum spp.</w:t>
-      </w:r>
-      <w:r>
-        <w:t xml:space="preserve"> och död ved som först rötats av någon </w:t>
-      </w:r>
-      <w:r>
-        <w:rPr>
-          <w:i/>
-        </w:rPr>
-        <w:t>Trichaptum-art</w:t>
-      </w:r>
-      <w:r>
-        <w:t>. Bland dessa kan nämnas gul mjukporing (CR), lämmelporing (CR), kilporing (VU), parasitporing (VU), gropig brunbagge (NT), gulbandad brunbagge</w:t>
-      </w:r>
-      <w:r>
-        <w:rPr>
-          <w:i/>
-        </w:rPr>
-        <w:t xml:space="preserve"> </w:t>
-      </w:r>
-      <w:r>
-        <w:t>(NT) och brunkantad brunbagge</w:t>
-      </w:r>
-      <w:r>
-        <w:rPr>
-          <w:i/>
-        </w:rPr>
-        <w:t xml:space="preserve"> </w:t>
-      </w:r>
-      <w:r>
-        <w:t xml:space="preserve">(DD). Violmussling är typisk art för </w:t>
-      </w:r>
-      <w:r>
-        <w:rPr>
-          <w:i/>
-        </w:rPr>
-        <w:t>9010 Taiga</w:t>
-      </w:r>
-      <w:r>
         <w:t xml:space="preserve"> (SLU Artdatabanken, 2026; Nitare &amp; Skogsstyrelsen, 2019).</w:t>
       </w:r>
     </w:p>
@@ -879,26 +830,6 @@
         <w:rPr>
           <w:b/>
         </w:rPr>
-        <w:t xml:space="preserve">Skör kvastmossa </w:t>
-      </w:r>
-      <w:r>
-        <w:t xml:space="preserve">växer på murket trä och någon gång på humusrik jord eller torv. Den påträffas främst i miljöer med hög luftfuktighet, såsom sumpskogar och strandskogar. Den signalerar skog med höga naturvärden och indikerar rik förekomst av ved i olika nedbrytningsstadier på lokaler med hög och jämn luftfuktighet. Skör kvastmossa är typisk art för </w:t>
-      </w:r>
-      <w:r>
-        <w:rPr>
-          <w:i/>
-        </w:rPr>
-        <w:t>9010 Taiga</w:t>
-      </w:r>
-      <w:r>
-        <w:t xml:space="preserve"> (SLU Artdatabanken, 2024; Nitare &amp; Skogsstyrelsen, 2019).</w:t>
-      </w:r>
-    </w:p>
-    <w:p>
-      <w:r>
-        <w:rPr>
-          <w:b/>
-        </w:rPr>
         <w:t>Sotlav</w:t>
       </w:r>
       <w:r>
@@ -921,26 +852,6 @@
       </w:r>
       <w:r>
         <w:t xml:space="preserve"> (Nitare &amp; Skogsstyrelsen, 2019; SLU Artdatabanken, 2025).</w:t>
-      </w:r>
-    </w:p>
-    <w:p>
-      <w:r>
-        <w:rPr>
-          <w:b/>
-        </w:rPr>
-        <w:t>Vanlig flatbagge</w:t>
-      </w:r>
-      <w:r>
-        <w:t xml:space="preserve"> är en skalbagge vars larvutveckling sker i brunrötad ved av tall och gran, i mindre omfattning lövträd som al, asp och björk. Främst i lågor med klibbticka, timmerticka eller citronticka. Vanlig flatbagge är typisk art för </w:t>
-      </w:r>
-      <w:r>
-        <w:rPr>
-          <w:i/>
-        </w:rPr>
-        <w:t xml:space="preserve">9060 Åsbarrskog </w:t>
-      </w:r>
-      <w:r>
-        <w:t>(SLU Artdatabanken, 2025).</w:t>
       </w:r>
     </w:p>
     <w:p>
@@ -1106,7 +1017,7 @@
         <w:rPr>
           <w:i/>
         </w:rPr>
-        <w:t>I det aktuella skogsområdet har 31 rödlistade arter och signalarter påträffats. Detta ska jämföras med Skogsstyrelsens uppföljning 2017 av nyckelbiotoper som visade att man i genomsnitt hittar 20,6 olika rödlistade arter och signalarter i en nyckelbiotop (Wijk, S. 2017. Biologisk mångfald i nyckelbiotoper – Resultat från inventeringen “Uppföljning biologisk mångfald” 2009–2015. Rapport 4/2017 Skogsstyrelsen, Jönköping).</w:t>
+        <w:t>I det aktuella skogsområdet har 27 rödlistade arter och signalarter påträffats. Detta ska jämföras med Skogsstyrelsens uppföljning 2017 av nyckelbiotoper som visade att man i genomsnitt hittar 20,6 olika rödlistade arter och signalarter i en nyckelbiotop (Wijk, S. 2017. Biologisk mångfald i nyckelbiotoper – Resultat från inventeringen “Uppföljning biologisk mångfald” 2009–2015. Rapport 4/2017 Skogsstyrelsen, Jönköping).</w:t>
       </w:r>
     </w:p>
     <w:p>
@@ -1135,7 +1046,7 @@
         <w:rPr>
           <w:i/>
         </w:rPr>
-        <w:t>I det aktuella skogsområdet har 32 naturvårdsarter varav 25 rödlistade arter sina livsmiljöer och växtplatser.</w:t>
+        <w:t>I det aktuella skogsområdet har 28 naturvårdsarter varav 23 rödlistade arter sina livsmiljöer och växtplatser.</w:t>
       </w:r>
     </w:p>
     <w:p>

--- a/klagomål/Maskaure Skornjamyran avvanm, 11,2 ha FSC-klagomål.docx
+++ b/klagomål/Maskaure Skornjamyran avvanm, 11,2 ha FSC-klagomål.docx
@@ -221,7 +221,7 @@
     </w:p>
     <w:p>
       <w:r>
-        <w:t>I och inom 7 meter från området finns fynd av 28 naturvårdsarter, varav 23 är rödlistade, 4 är fridlysta, 19 är typiska (T) och 4 är signalarter (S): fläckporing (VU, T), garnlav (VU, T), gränsticka (VU, T), ostticka (VU, T), sprickporing (VU), tajgaskinn (VU), ulltickeporing (VU), blanksvart spiklav (NT), blågrå svartspik (NT), dvärgbägarlav (NT, T), gammelgransskål (NT, T), grå blåbärsfältmätare (NT), harticka (NT, T), knottrig blåslav (NT, T), liten svartspik (NT), rosenticka (NT, T), talltagel (NT, T), talltita (NT, §4), tretåig hackspett (NT, T, §4), ullticka (NT, T), vedskivlav (NT, T), violmussling (NT, T), vitgrynig nållav (NT), gulnål (S, T), plattlummer (S, T, §9), sotlav (S, T), vedticka (S, T) och tjäder (T, §4). Se Figur 1.</w:t>
+        <w:t>I och inom 7 meter från området finns fynd av 29 naturvårdsarter, varav 24 är rödlistade, 4 är fridlysta, 19 är typiska (T) och 4 är signalarter (S): blackticka (VU), fläckporing (VU, T), garnlav (VU, T), gränsticka (VU, T), ostticka (VU, T), sprickporing (VU), tajgaskinn (VU), ulltickeporing (VU), blanksvart spiklav (NT), blågrå svartspik (NT), dvärgbägarlav (NT, T), gammelgransskål (NT, T), grå blåbärsfältmätare (NT), harticka (NT, T), knottrig blåslav (NT, T), liten svartspik (NT), rosenticka (NT, T), talltagel (NT, T), talltita (NT, §4), tretåig hackspett (NT, T, §4), ullticka (NT, T), vedskivlav (NT, T), violmussling (NT, T), vitgrynig nållav (NT), gulnål (S, T), plattlummer (S, T, §9), sotlav (S, T), vedticka (S, T) och tjäder (T, §4). Se Figur 1.</w:t>
       </w:r>
     </w:p>
     <w:p>
@@ -252,6 +252,17 @@
         <w:rPr>
           <w:b/>
         </w:rPr>
+        <w:t>Blackticka (VU)</w:t>
+      </w:r>
+      <w:r>
+        <w:t>, rödlistad som sårbar, är en exklusiv svamp som signalerar fuktiga granskogar med mycket höga naturvärden. Den har klassificerats som en “urskogsindikator” och påträffas nästan enbart i urskogsartade barrnaturskogar med långvarig kontinuitet av grova lågor i olika nedbrytningsstadier. Skogsskötselåtgärder på eller i omedelbar närhet av lokalerna utgör ett hot och på lång sikt innebär fragmenteringen av skogslandskapet att artens förekomster isoleras vilket i sig utgör ett hot mot artens överlevnad. Fler skogar med blackticka måste skyddas (Nitare &amp; Skogsstyrelsen, 2019; SLU Artdatabanken, 2024).</w:t>
+      </w:r>
+    </w:p>
+    <w:p>
+      <w:r>
+        <w:rPr>
+          <w:b/>
+        </w:rPr>
         <w:t>Fläckporing (VU)</w:t>
       </w:r>
       <w:r>
@@ -1017,7 +1028,7 @@
         <w:rPr>
           <w:i/>
         </w:rPr>
-        <w:t>I det aktuella skogsområdet har 27 rödlistade arter och signalarter påträffats. Detta ska jämföras med Skogsstyrelsens uppföljning 2017 av nyckelbiotoper som visade att man i genomsnitt hittar 20,6 olika rödlistade arter och signalarter i en nyckelbiotop (Wijk, S. 2017. Biologisk mångfald i nyckelbiotoper – Resultat från inventeringen “Uppföljning biologisk mångfald” 2009–2015. Rapport 4/2017 Skogsstyrelsen, Jönköping).</w:t>
+        <w:t>I det aktuella skogsområdet har 28 rödlistade arter och signalarter påträffats. Detta ska jämföras med Skogsstyrelsens uppföljning 2017 av nyckelbiotoper som visade att man i genomsnitt hittar 20,6 olika rödlistade arter och signalarter i en nyckelbiotop (Wijk, S. 2017. Biologisk mångfald i nyckelbiotoper – Resultat från inventeringen “Uppföljning biologisk mångfald” 2009–2015. Rapport 4/2017 Skogsstyrelsen, Jönköping).</w:t>
       </w:r>
     </w:p>
     <w:p>
@@ -1046,7 +1057,7 @@
         <w:rPr>
           <w:i/>
         </w:rPr>
-        <w:t>I det aktuella skogsområdet har 28 naturvårdsarter varav 23 rödlistade arter sina livsmiljöer och växtplatser.</w:t>
+        <w:t>I det aktuella skogsområdet har 29 naturvårdsarter varav 24 rödlistade arter sina livsmiljöer och växtplatser.</w:t>
       </w:r>
     </w:p>
     <w:p>

--- a/klagomål/Maskaure Skornjamyran avvanm, 11,2 ha FSC-klagomål.docx
+++ b/klagomål/Maskaure Skornjamyran avvanm, 11,2 ha FSC-klagomål.docx
@@ -178,7 +178,7 @@
       <w:r>
         <w:drawing>
           <wp:inline xmlns:a="http://schemas.openxmlformats.org/drawingml/2006/main" xmlns:pic="http://schemas.openxmlformats.org/drawingml/2006/picture">
-            <wp:extent cx="5144175" cy="5724000"/>
+            <wp:extent cx="5061331" cy="5724000"/>
             <wp:docPr id="1" name="Picture 1"/>
             <wp:cNvGraphicFramePr>
               <a:graphicFrameLocks noChangeAspect="1"/>
@@ -199,7 +199,7 @@
                   <pic:spPr>
                     <a:xfrm>
                       <a:off x="0" y="0"/>
-                      <a:ext cx="5144175" cy="5724000"/>
+                      <a:ext cx="5061331" cy="5724000"/>
                     </a:xfrm>
                     <a:prstGeom prst="rect"/>
                   </pic:spPr>
@@ -221,7 +221,7 @@
     </w:p>
     <w:p>
       <w:r>
-        <w:t>I och inom 7 meter från området finns fynd av 29 naturvårdsarter, varav 24 är rödlistade, 4 är fridlysta, 19 är typiska (T) och 4 är signalarter (S): blackticka (VU), fläckporing (VU, T), garnlav (VU, T), gränsticka (VU, T), ostticka (VU, T), sprickporing (VU), tajgaskinn (VU), ulltickeporing (VU), blanksvart spiklav (NT), blågrå svartspik (NT), dvärgbägarlav (NT, T), gammelgransskål (NT, T), grå blåbärsfältmätare (NT), harticka (NT, T), knottrig blåslav (NT, T), liten svartspik (NT), rosenticka (NT, T), talltagel (NT, T), talltita (NT, §4), tretåig hackspett (NT, T, §4), ullticka (NT, T), vedskivlav (NT, T), violmussling (NT, T), vitgrynig nållav (NT), gulnål (S, T), plattlummer (S, T, §9), sotlav (S, T), vedticka (S, T) och tjäder (T, §4). Se Figur 1.</w:t>
+        <w:t>I och inom 7 meter från området finns fynd av 30 naturvårdsarter, varav 24 är rödlistade, 4 är fridlysta, 20 är typiska (T) och 5 är signalarter (S): blackticka (VU), fläckporing (VU, T), garnlav (VU, T), gränsticka (VU, T), ostticka (VU, T), sprickporing (VU), tajgaskinn (VU), ulltickeporing (VU), blanksvart spiklav (NT), blågrå svartspik (NT), dvärgbägarlav (NT, T), gammelgransskål (NT, T), grå blåbärsfältmätare (NT), harticka (NT, T), knottrig blåslav (NT, T), liten svartspik (NT), rosenticka (NT, T), talltagel (NT, T), talltita (NT, §4), tretåig hackspett (NT, T, §4), ullticka (NT, T), vedskivlav (NT, T), violmussling (NT, T), vitgrynig nållav (NT), gulnål (S, T), plattlummer (S, T, §9), skör kvastmossa (S, T), sotlav (S, T), vedticka (S, T) och tjäder (T, §4). Se Figur 1.</w:t>
       </w:r>
     </w:p>
     <w:p>
@@ -841,6 +841,26 @@
         <w:rPr>
           <w:b/>
         </w:rPr>
+        <w:t xml:space="preserve">Skör kvastmossa </w:t>
+      </w:r>
+      <w:r>
+        <w:t xml:space="preserve">växer på murket trä och någon gång på humusrik jord eller torv. Den påträffas främst i miljöer med hög luftfuktighet, såsom sumpskogar och strandskogar. Den signalerar skog med höga naturvärden och indikerar rik förekomst av ved i olika nedbrytningsstadier på lokaler med hög och jämn luftfuktighet. Skör kvastmossa är typisk art för </w:t>
+      </w:r>
+      <w:r>
+        <w:rPr>
+          <w:i/>
+        </w:rPr>
+        <w:t>9010 Taiga</w:t>
+      </w:r>
+      <w:r>
+        <w:t xml:space="preserve"> (SLU Artdatabanken, 2024; Nitare &amp; Skogsstyrelsen, 2019).</w:t>
+      </w:r>
+    </w:p>
+    <w:p>
+      <w:r>
+        <w:rPr>
+          <w:b/>
+        </w:rPr>
         <w:t>Sotlav</w:t>
       </w:r>
       <w:r>
@@ -1028,7 +1048,7 @@
         <w:rPr>
           <w:i/>
         </w:rPr>
-        <w:t>I det aktuella skogsområdet har 28 rödlistade arter och signalarter påträffats. Detta ska jämföras med Skogsstyrelsens uppföljning 2017 av nyckelbiotoper som visade att man i genomsnitt hittar 20,6 olika rödlistade arter och signalarter i en nyckelbiotop (Wijk, S. 2017. Biologisk mångfald i nyckelbiotoper – Resultat från inventeringen “Uppföljning biologisk mångfald” 2009–2015. Rapport 4/2017 Skogsstyrelsen, Jönköping).</w:t>
+        <w:t>I det aktuella skogsområdet har 29 rödlistade arter och signalarter påträffats. Detta ska jämföras med Skogsstyrelsens uppföljning 2017 av nyckelbiotoper som visade att man i genomsnitt hittar 20,6 olika rödlistade arter och signalarter i en nyckelbiotop (Wijk, S. 2017. Biologisk mångfald i nyckelbiotoper – Resultat från inventeringen “Uppföljning biologisk mångfald” 2009–2015. Rapport 4/2017 Skogsstyrelsen, Jönköping).</w:t>
       </w:r>
     </w:p>
     <w:p>
@@ -1057,7 +1077,7 @@
         <w:rPr>
           <w:i/>
         </w:rPr>
-        <w:t>I det aktuella skogsområdet har 29 naturvårdsarter varav 24 rödlistade arter sina livsmiljöer och växtplatser.</w:t>
+        <w:t>I det aktuella skogsområdet har 30 naturvårdsarter varav 24 rödlistade arter sina livsmiljöer och växtplatser.</w:t>
       </w:r>
     </w:p>
     <w:p>

--- a/klagomål/Maskaure Skornjamyran avvanm, 11,2 ha FSC-klagomål.docx
+++ b/klagomål/Maskaure Skornjamyran avvanm, 11,2 ha FSC-klagomål.docx
@@ -1887,7 +1887,7 @@
     <w:r>
       <w:tab/>
       <w:tab/>
-      <w:t>2026-07-23</w:t>
+      <w:t>2026-07-24</w:t>
       <w:br/>
       <w:br/>
     </w:r>

--- a/klagomål/Maskaure Skornjamyran avvanm, 11,2 ha FSC-klagomål.docx
+++ b/klagomål/Maskaure Skornjamyran avvanm, 11,2 ha FSC-klagomål.docx
@@ -178,7 +178,7 @@
       <w:r>
         <w:drawing>
           <wp:inline xmlns:a="http://schemas.openxmlformats.org/drawingml/2006/main" xmlns:pic="http://schemas.openxmlformats.org/drawingml/2006/picture">
-            <wp:extent cx="5061331" cy="5724000"/>
+            <wp:extent cx="4960345" cy="5724000"/>
             <wp:docPr id="1" name="Picture 1"/>
             <wp:cNvGraphicFramePr>
               <a:graphicFrameLocks noChangeAspect="1"/>
@@ -199,7 +199,7 @@
                   <pic:spPr>
                     <a:xfrm>
                       <a:off x="0" y="0"/>
-                      <a:ext cx="5061331" cy="5724000"/>
+                      <a:ext cx="4960345" cy="5724000"/>
                     </a:xfrm>
                     <a:prstGeom prst="rect"/>
                   </pic:spPr>
@@ -221,7 +221,7 @@
     </w:p>
     <w:p>
       <w:r>
-        <w:t>I och inom 7 meter från området finns fynd av 30 naturvårdsarter, varav 24 är rödlistade, 4 är fridlysta, 20 är typiska (T) och 5 är signalarter (S): blackticka (VU), fläckporing (VU, T), garnlav (VU, T), gränsticka (VU, T), ostticka (VU, T), sprickporing (VU), tajgaskinn (VU), ulltickeporing (VU), blanksvart spiklav (NT), blågrå svartspik (NT), dvärgbägarlav (NT, T), gammelgransskål (NT, T), grå blåbärsfältmätare (NT), harticka (NT, T), knottrig blåslav (NT, T), liten svartspik (NT), rosenticka (NT, T), talltagel (NT, T), talltita (NT, §4), tretåig hackspett (NT, T, §4), ullticka (NT, T), vedskivlav (NT, T), violmussling (NT, T), vitgrynig nållav (NT), gulnål (S, T), plattlummer (S, T, §9), skör kvastmossa (S, T), sotlav (S, T), vedticka (S, T) och tjäder (T, §4). Se Figur 1.</w:t>
+        <w:t>I och inom 7 meter från området finns fynd av 33 naturvårdsarter, varav 26 är rödlistade, 4 är fridlysta, 23 är typiska (T) och 6 är signalarter (S): blackticka (VU), fläckporing (VU, T), garnlav (VU, T), gränsticka (VU, T), ostticka (VU, T), sprickporing (VU), tajgaskinn (VU), ulltickeporing (VU), blanksvart spiklav (NT), blågrå svartspik (NT), dvärgbägarlav (NT, T), gammelgransskål (NT, T), grå blåbärsfältmätare (NT), harticka (NT, T), knottrig blåslav (NT, T), liten svartspik (NT), rosenticka (NT, T), rynkskinn (NT, T), talltagel (NT, T), talltita (NT, §4), tretåig hackspett (NT, T, §4), ullticka (NT, T), vedskivlav (NT, T), vedtrappmossa (NT, T), violmussling (NT, T), vitgrynig nållav (NT), gulnål (S, T), plattlummer (S, T, §9), skör kvastmossa (S, T), sotlav (S, T), vanlig flatbagge (S, T), vedticka (S, T) och tjäder (T, §4). Se Figur 1.</w:t>
       </w:r>
     </w:p>
     <w:p>
@@ -580,6 +580,35 @@
         <w:rPr>
           <w:b/>
         </w:rPr>
+        <w:t>Rynkskinn (NT)</w:t>
+      </w:r>
+      <w:r>
+        <w:t xml:space="preserve"> är en vednedbrytare som växer på grova granlågor och ingår i en karaktäristisk association av vedsvampar knutna till urskogsartade barrskogar. Den har klassificerats som en “urskogsindikator” och är placerad i toppen av Skogsstyrelsens värdepyramid för bedömning av skog med höga naturvärden. Allt tyder på att rynkskinn är mycket känslig för skogliga ingrepp och lokalerna, som oftast har höga biologiska kvaliteter, bör lämnas till fri utveckling. Rynkskinn är typisk art för </w:t>
+      </w:r>
+      <w:r>
+        <w:rPr>
+          <w:i/>
+        </w:rPr>
+        <w:t xml:space="preserve">9010 Taiga, 9050 Näringsrik granskog </w:t>
+      </w:r>
+      <w:r>
+        <w:t>och</w:t>
+      </w:r>
+      <w:r>
+        <w:rPr>
+          <w:i/>
+        </w:rPr>
+        <w:t xml:space="preserve"> 9030 Landhöjningsskog</w:t>
+      </w:r>
+      <w:r>
+        <w:t xml:space="preserve"> (Nitare &amp; Skogsstyrelsen, 2019; SLU Artdatabanken, 2026).</w:t>
+      </w:r>
+    </w:p>
+    <w:p>
+      <w:r>
+        <w:rPr>
+          <w:b/>
+        </w:rPr>
         <w:t>Talltagel (NT)</w:t>
       </w:r>
       <w:r>
@@ -716,6 +745,26 @@
         <w:rPr>
           <w:b/>
         </w:rPr>
+        <w:t xml:space="preserve">Vedtrappmossa (NT) </w:t>
+      </w:r>
+      <w:r>
+        <w:t xml:space="preserve">växer på död ved, främst i gammal granskog. Den förekommer knappast alls i fjällnära barrskogar utan finns i skogslandskapet nedom fjällen och framför allt i landets södra delar är den en mycket bra signalart för barrnaturskog med höga naturvärden. Skogsavverkning och brist på grov död ved i skogen är de allvarligaste hoten och den överlever inte kalhyggesbruk. Lokaler med sluten granskog, tillräckligt stora för att säkerställa ett kontinuerligt tillskott på grova lågor, bör undantas från storskaligt skogsbruk. Vedtrappmossa är typisk art för </w:t>
+      </w:r>
+      <w:r>
+        <w:rPr>
+          <w:i/>
+        </w:rPr>
+        <w:t>9010 Taiga</w:t>
+      </w:r>
+      <w:r>
+        <w:t xml:space="preserve"> (SLU Artdatabanken, 2024).</w:t>
+      </w:r>
+    </w:p>
+    <w:p>
+      <w:r>
+        <w:rPr>
+          <w:b/>
+        </w:rPr>
         <w:t>Violmussling (NT)</w:t>
       </w:r>
       <w:r>
@@ -883,6 +932,26 @@
       </w:r>
       <w:r>
         <w:t xml:space="preserve"> (Nitare &amp; Skogsstyrelsen, 2019; SLU Artdatabanken, 2025).</w:t>
+      </w:r>
+    </w:p>
+    <w:p>
+      <w:r>
+        <w:rPr>
+          <w:b/>
+        </w:rPr>
+        <w:t>Vanlig flatbagge</w:t>
+      </w:r>
+      <w:r>
+        <w:t xml:space="preserve"> är en skalbagge vars larvutveckling sker i brunrötad ved av tall och gran, i mindre omfattning lövträd som al, asp och björk. Främst i lågor med klibbticka, timmerticka eller citronticka. Vanlig flatbagge är typisk art för </w:t>
+      </w:r>
+      <w:r>
+        <w:rPr>
+          <w:i/>
+        </w:rPr>
+        <w:t xml:space="preserve">9060 Åsbarrskog </w:t>
+      </w:r>
+      <w:r>
+        <w:t>(SLU Artdatabanken, 2025).</w:t>
       </w:r>
     </w:p>
     <w:p>
@@ -1048,7 +1117,7 @@
         <w:rPr>
           <w:i/>
         </w:rPr>
-        <w:t>I det aktuella skogsområdet har 29 rödlistade arter och signalarter påträffats. Detta ska jämföras med Skogsstyrelsens uppföljning 2017 av nyckelbiotoper som visade att man i genomsnitt hittar 20,6 olika rödlistade arter och signalarter i en nyckelbiotop (Wijk, S. 2017. Biologisk mångfald i nyckelbiotoper – Resultat från inventeringen “Uppföljning biologisk mångfald” 2009–2015. Rapport 4/2017 Skogsstyrelsen, Jönköping).</w:t>
+        <w:t>I det aktuella skogsområdet har 32 rödlistade arter och signalarter påträffats. Detta ska jämföras med Skogsstyrelsens uppföljning 2017 av nyckelbiotoper som visade att man i genomsnitt hittar 20,6 olika rödlistade arter och signalarter i en nyckelbiotop (Wijk, S. 2017. Biologisk mångfald i nyckelbiotoper – Resultat från inventeringen “Uppföljning biologisk mångfald” 2009–2015. Rapport 4/2017 Skogsstyrelsen, Jönköping).</w:t>
       </w:r>
     </w:p>
     <w:p>
@@ -1077,7 +1146,7 @@
         <w:rPr>
           <w:i/>
         </w:rPr>
-        <w:t>I det aktuella skogsområdet har 30 naturvårdsarter varav 24 rödlistade arter sina livsmiljöer och växtplatser.</w:t>
+        <w:t>I det aktuella skogsområdet har 33 naturvårdsarter varav 26 rödlistade arter sina livsmiljöer och växtplatser.</w:t>
       </w:r>
     </w:p>
     <w:p>

--- a/klagomål/Maskaure Skornjamyran avvanm, 11,2 ha FSC-klagomål.docx
+++ b/klagomål/Maskaure Skornjamyran avvanm, 11,2 ha FSC-klagomål.docx
@@ -1956,7 +1956,7 @@
     <w:r>
       <w:tab/>
       <w:tab/>
-      <w:t>2026-07-24</w:t>
+      <w:t>2026-07-25</w:t>
       <w:br/>
       <w:br/>
     </w:r>

--- a/klagomål/Maskaure Skornjamyran avvanm, 11,2 ha FSC-klagomål.docx
+++ b/klagomål/Maskaure Skornjamyran avvanm, 11,2 ha FSC-klagomål.docx
@@ -1956,7 +1956,7 @@
     <w:r>
       <w:tab/>
       <w:tab/>
-      <w:t>2026-07-25</w:t>
+      <w:t>2026-07-26</w:t>
       <w:br/>
       <w:br/>
     </w:r>

--- a/klagomål/Maskaure Skornjamyran avvanm, 11,2 ha FSC-klagomål.docx
+++ b/klagomål/Maskaure Skornjamyran avvanm, 11,2 ha FSC-klagomål.docx
@@ -1956,7 +1956,7 @@
     <w:r>
       <w:tab/>
       <w:tab/>
-      <w:t>2026-07-26</w:t>
+      <w:t>2026-07-27</w:t>
       <w:br/>
       <w:br/>
     </w:r>

--- a/klagomål/Maskaure Skornjamyran avvanm, 11,2 ha FSC-klagomål.docx
+++ b/klagomål/Maskaure Skornjamyran avvanm, 11,2 ha FSC-klagomål.docx
@@ -1956,7 +1956,7 @@
     <w:r>
       <w:tab/>
       <w:tab/>
-      <w:t>2026-07-27</w:t>
+      <w:t>2026-07-28</w:t>
       <w:br/>
       <w:br/>
     </w:r>

--- a/klagomål/Maskaure Skornjamyran avvanm, 11,2 ha FSC-klagomål.docx
+++ b/klagomål/Maskaure Skornjamyran avvanm, 11,2 ha FSC-klagomål.docx
@@ -1956,7 +1956,7 @@
     <w:r>
       <w:tab/>
       <w:tab/>
-      <w:t>2026-07-28</w:t>
+      <w:t>2026-07-29</w:t>
       <w:br/>
       <w:br/>
     </w:r>

--- a/klagomål/Maskaure Skornjamyran avvanm, 11,2 ha FSC-klagomål.docx
+++ b/klagomål/Maskaure Skornjamyran avvanm, 11,2 ha FSC-klagomål.docx
@@ -1956,7 +1956,7 @@
     <w:r>
       <w:tab/>
       <w:tab/>
-      <w:t>2026-07-29</w:t>
+      <w:t>2026-07-30</w:t>
       <w:br/>
       <w:br/>
     </w:r>

--- a/klagomål/Maskaure Skornjamyran avvanm, 11,2 ha FSC-klagomål.docx
+++ b/klagomål/Maskaure Skornjamyran avvanm, 11,2 ha FSC-klagomål.docx
@@ -1956,7 +1956,7 @@
     <w:r>
       <w:tab/>
       <w:tab/>
-      <w:t>2026-07-30</w:t>
+      <w:t>2026-07-31</w:t>
       <w:br/>
       <w:br/>
     </w:r>

--- a/klagomål/Maskaure Skornjamyran avvanm, 11,2 ha FSC-klagomål.docx
+++ b/klagomål/Maskaure Skornjamyran avvanm, 11,2 ha FSC-klagomål.docx
@@ -1956,7 +1956,7 @@
     <w:r>
       <w:tab/>
       <w:tab/>
-      <w:t>2026-07-31</w:t>
+      <w:t>2026-08-01</w:t>
       <w:br/>
       <w:br/>
     </w:r>

--- a/klagomål/Maskaure Skornjamyran avvanm, 11,2 ha FSC-klagomål.docx
+++ b/klagomål/Maskaure Skornjamyran avvanm, 11,2 ha FSC-klagomål.docx
@@ -1956,7 +1956,7 @@
     <w:r>
       <w:tab/>
       <w:tab/>
-      <w:t>2026-08-01</w:t>
+      <w:t>2026-08-02</w:t>
       <w:br/>
       <w:br/>
     </w:r>

--- a/klagomål/Maskaure Skornjamyran avvanm, 11,2 ha FSC-klagomål.docx
+++ b/klagomål/Maskaure Skornjamyran avvanm, 11,2 ha FSC-klagomål.docx
@@ -1956,7 +1956,7 @@
     <w:r>
       <w:tab/>
       <w:tab/>
-      <w:t>2026-08-02</w:t>
+      <w:t>2026-08-03</w:t>
       <w:br/>
       <w:br/>
     </w:r>

--- a/klagomål/Maskaure Skornjamyran avvanm, 11,2 ha FSC-klagomål.docx
+++ b/klagomål/Maskaure Skornjamyran avvanm, 11,2 ha FSC-klagomål.docx
@@ -1956,7 +1956,7 @@
     <w:r>
       <w:tab/>
       <w:tab/>
-      <w:t>2026-08-03</w:t>
+      <w:t>2026-08-04</w:t>
       <w:br/>
       <w:br/>
     </w:r>

--- a/klagomål/Maskaure Skornjamyran avvanm, 11,2 ha FSC-klagomål.docx
+++ b/klagomål/Maskaure Skornjamyran avvanm, 11,2 ha FSC-klagomål.docx
@@ -1956,7 +1956,7 @@
     <w:r>
       <w:tab/>
       <w:tab/>
-      <w:t>2026-08-04</w:t>
+      <w:t>2026-08-05</w:t>
       <w:br/>
       <w:br/>
     </w:r>

--- a/klagomål/Maskaure Skornjamyran avvanm, 11,2 ha FSC-klagomål.docx
+++ b/klagomål/Maskaure Skornjamyran avvanm, 11,2 ha FSC-klagomål.docx
@@ -1956,7 +1956,7 @@
     <w:r>
       <w:tab/>
       <w:tab/>
-      <w:t>2026-08-05</w:t>
+      <w:t>2026-08-06</w:t>
       <w:br/>
       <w:br/>
     </w:r>

--- a/klagomål/Maskaure Skornjamyran avvanm, 11,2 ha FSC-klagomål.docx
+++ b/klagomål/Maskaure Skornjamyran avvanm, 11,2 ha FSC-klagomål.docx
@@ -1956,7 +1956,7 @@
     <w:r>
       <w:tab/>
       <w:tab/>
-      <w:t>2026-08-06</w:t>
+      <w:t>2026-08-07</w:t>
       <w:br/>
       <w:br/>
     </w:r>

--- a/klagomål/Maskaure Skornjamyran avvanm, 11,2 ha FSC-klagomål.docx
+++ b/klagomål/Maskaure Skornjamyran avvanm, 11,2 ha FSC-klagomål.docx
@@ -1956,7 +1956,7 @@
     <w:r>
       <w:tab/>
       <w:tab/>
-      <w:t>2026-08-07</w:t>
+      <w:t>2026-08-08</w:t>
       <w:br/>
       <w:br/>
     </w:r>

--- a/klagomål/Maskaure Skornjamyran avvanm, 11,2 ha FSC-klagomål.docx
+++ b/klagomål/Maskaure Skornjamyran avvanm, 11,2 ha FSC-klagomål.docx
@@ -1956,7 +1956,7 @@
     <w:r>
       <w:tab/>
       <w:tab/>
-      <w:t>2026-08-08</w:t>
+      <w:t>2026-08-09</w:t>
       <w:br/>
       <w:br/>
     </w:r>

--- a/klagomål/Maskaure Skornjamyran avvanm, 11,2 ha FSC-klagomål.docx
+++ b/klagomål/Maskaure Skornjamyran avvanm, 11,2 ha FSC-klagomål.docx
@@ -1956,7 +1956,7 @@
     <w:r>
       <w:tab/>
       <w:tab/>
-      <w:t>2026-08-09</w:t>
+      <w:t>2026-08-10</w:t>
       <w:br/>
       <w:br/>
     </w:r>

--- a/klagomål/Maskaure Skornjamyran avvanm, 11,2 ha FSC-klagomål.docx
+++ b/klagomål/Maskaure Skornjamyran avvanm, 11,2 ha FSC-klagomål.docx
@@ -1956,7 +1956,7 @@
     <w:r>
       <w:tab/>
       <w:tab/>
-      <w:t>2026-08-10</w:t>
+      <w:t>2026-08-11</w:t>
       <w:br/>
       <w:br/>
     </w:r>

--- a/klagomål/Maskaure Skornjamyran avvanm, 11,2 ha FSC-klagomål.docx
+++ b/klagomål/Maskaure Skornjamyran avvanm, 11,2 ha FSC-klagomål.docx
@@ -1956,7 +1956,7 @@
     <w:r>
       <w:tab/>
       <w:tab/>
-      <w:t>2026-08-11</w:t>
+      <w:t>2026-08-12</w:t>
       <w:br/>
       <w:br/>
     </w:r>

--- a/klagomål/Maskaure Skornjamyran avvanm, 11,2 ha FSC-klagomål.docx
+++ b/klagomål/Maskaure Skornjamyran avvanm, 11,2 ha FSC-klagomål.docx
@@ -1956,7 +1956,7 @@
     <w:r>
       <w:tab/>
       <w:tab/>
-      <w:t>2026-08-12</w:t>
+      <w:t>2026-08-13</w:t>
       <w:br/>
       <w:br/>
     </w:r>

--- a/klagomål/Maskaure Skornjamyran avvanm, 11,2 ha FSC-klagomål.docx
+++ b/klagomål/Maskaure Skornjamyran avvanm, 11,2 ha FSC-klagomål.docx
@@ -1956,7 +1956,7 @@
     <w:r>
       <w:tab/>
       <w:tab/>
-      <w:t>2026-08-13</w:t>
+      <w:t>2026-08-14</w:t>
       <w:br/>
       <w:br/>
     </w:r>

--- a/klagomål/Maskaure Skornjamyran avvanm, 11,2 ha FSC-klagomål.docx
+++ b/klagomål/Maskaure Skornjamyran avvanm, 11,2 ha FSC-klagomål.docx
@@ -1956,7 +1956,7 @@
     <w:r>
       <w:tab/>
       <w:tab/>
-      <w:t>2026-08-15</w:t>
+      <w:t>2026-08-16</w:t>
       <w:br/>
       <w:br/>
     </w:r>

--- a/klagomål/Maskaure Skornjamyran avvanm, 11,2 ha FSC-klagomål.docx
+++ b/klagomål/Maskaure Skornjamyran avvanm, 11,2 ha FSC-klagomål.docx
@@ -1956,7 +1956,7 @@
     <w:r>
       <w:tab/>
       <w:tab/>
-      <w:t>2026-08-16</w:t>
+      <w:t>2026-08-17</w:t>
       <w:br/>
       <w:br/>
     </w:r>

--- a/klagomål/Maskaure Skornjamyran avvanm, 11,2 ha FSC-klagomål.docx
+++ b/klagomål/Maskaure Skornjamyran avvanm, 11,2 ha FSC-klagomål.docx
@@ -1956,7 +1956,7 @@
     <w:r>
       <w:tab/>
       <w:tab/>
-      <w:t>2026-08-17</w:t>
+      <w:t>2026-08-18</w:t>
       <w:br/>
       <w:br/>
     </w:r>

--- a/klagomål/Maskaure Skornjamyran avvanm, 11,2 ha FSC-klagomål.docx
+++ b/klagomål/Maskaure Skornjamyran avvanm, 11,2 ha FSC-klagomål.docx
@@ -1956,7 +1956,7 @@
     <w:r>
       <w:tab/>
       <w:tab/>
-      <w:t>2026-08-18</w:t>
+      <w:t>2026-08-19</w:t>
       <w:br/>
       <w:br/>
     </w:r>

--- a/klagomål/Maskaure Skornjamyran avvanm, 11,2 ha FSC-klagomål.docx
+++ b/klagomål/Maskaure Skornjamyran avvanm, 11,2 ha FSC-klagomål.docx
@@ -1956,7 +1956,7 @@
     <w:r>
       <w:tab/>
       <w:tab/>
-      <w:t>2026-08-19</w:t>
+      <w:t>2026-08-20</w:t>
       <w:br/>
       <w:br/>
     </w:r>

--- a/klagomål/Maskaure Skornjamyran avvanm, 11,2 ha FSC-klagomål.docx
+++ b/klagomål/Maskaure Skornjamyran avvanm, 11,2 ha FSC-klagomål.docx
@@ -1956,7 +1956,7 @@
     <w:r>
       <w:tab/>
       <w:tab/>
-      <w:t>2026-08-20</w:t>
+      <w:t>2026-08-21</w:t>
       <w:br/>
       <w:br/>
     </w:r>

--- a/klagomål/Maskaure Skornjamyran avvanm, 11,2 ha FSC-klagomål.docx
+++ b/klagomål/Maskaure Skornjamyran avvanm, 11,2 ha FSC-klagomål.docx
@@ -1956,7 +1956,7 @@
     <w:r>
       <w:tab/>
       <w:tab/>
-      <w:t>2026-08-21</w:t>
+      <w:t>2026-08-22</w:t>
       <w:br/>
       <w:br/>
     </w:r>

--- a/klagomål/Maskaure Skornjamyran avvanm, 11,2 ha FSC-klagomål.docx
+++ b/klagomål/Maskaure Skornjamyran avvanm, 11,2 ha FSC-klagomål.docx
@@ -1956,7 +1956,7 @@
     <w:r>
       <w:tab/>
       <w:tab/>
-      <w:t>2026-08-22</w:t>
+      <w:t>2026-08-23</w:t>
       <w:br/>
       <w:br/>
     </w:r>

--- a/klagomål/Maskaure Skornjamyran avvanm, 11,2 ha FSC-klagomål.docx
+++ b/klagomål/Maskaure Skornjamyran avvanm, 11,2 ha FSC-klagomål.docx
@@ -1956,7 +1956,7 @@
     <w:r>
       <w:tab/>
       <w:tab/>
-      <w:t>2026-08-23</w:t>
+      <w:t>2026-08-24</w:t>
       <w:br/>
       <w:br/>
     </w:r>

--- a/klagomål/Maskaure Skornjamyran avvanm, 11,2 ha FSC-klagomål.docx
+++ b/klagomål/Maskaure Skornjamyran avvanm, 11,2 ha FSC-klagomål.docx
@@ -1956,7 +1956,7 @@
     <w:r>
       <w:tab/>
       <w:tab/>
-      <w:t>2026-08-24</w:t>
+      <w:t>2026-08-25</w:t>
       <w:br/>
       <w:br/>
     </w:r>

--- a/klagomål/Maskaure Skornjamyran avvanm, 11,2 ha FSC-klagomål.docx
+++ b/klagomål/Maskaure Skornjamyran avvanm, 11,2 ha FSC-klagomål.docx
@@ -1956,7 +1956,7 @@
     <w:r>
       <w:tab/>
       <w:tab/>
-      <w:t>2026-08-25</w:t>
+      <w:t>2026-08-26</w:t>
       <w:br/>
       <w:br/>
     </w:r>

--- a/klagomål/Maskaure Skornjamyran avvanm, 11,2 ha FSC-klagomål.docx
+++ b/klagomål/Maskaure Skornjamyran avvanm, 11,2 ha FSC-klagomål.docx
@@ -1956,7 +1956,7 @@
     <w:r>
       <w:tab/>
       <w:tab/>
-      <w:t>2026-08-26</w:t>
+      <w:t>2026-08-27</w:t>
       <w:br/>
       <w:br/>
     </w:r>

--- a/klagomål/Maskaure Skornjamyran avvanm, 11,2 ha FSC-klagomål.docx
+++ b/klagomål/Maskaure Skornjamyran avvanm, 11,2 ha FSC-klagomål.docx
@@ -1956,7 +1956,7 @@
     <w:r>
       <w:tab/>
       <w:tab/>
-      <w:t>2026-08-27</w:t>
+      <w:t>2026-08-28</w:t>
       <w:br/>
       <w:br/>
     </w:r>

--- a/klagomål/Maskaure Skornjamyran avvanm, 11,2 ha FSC-klagomål.docx
+++ b/klagomål/Maskaure Skornjamyran avvanm, 11,2 ha FSC-klagomål.docx
@@ -1956,7 +1956,7 @@
     <w:r>
       <w:tab/>
       <w:tab/>
-      <w:t>2026-08-28</w:t>
+      <w:t>2026-08-29</w:t>
       <w:br/>
       <w:br/>
     </w:r>

--- a/klagomål/Maskaure Skornjamyran avvanm, 11,2 ha FSC-klagomål.docx
+++ b/klagomål/Maskaure Skornjamyran avvanm, 11,2 ha FSC-klagomål.docx
@@ -1956,7 +1956,7 @@
     <w:r>
       <w:tab/>
       <w:tab/>
-      <w:t>2026-08-29</w:t>
+      <w:t>2026-08-30</w:t>
       <w:br/>
       <w:br/>
     </w:r>

--- a/klagomål/Maskaure Skornjamyran avvanm, 11,2 ha FSC-klagomål.docx
+++ b/klagomål/Maskaure Skornjamyran avvanm, 11,2 ha FSC-klagomål.docx
@@ -1956,7 +1956,7 @@
     <w:r>
       <w:tab/>
       <w:tab/>
-      <w:t>2026-08-30</w:t>
+      <w:t>2026-08-31</w:t>
       <w:br/>
       <w:br/>
     </w:r>

--- a/klagomål/Maskaure Skornjamyran avvanm, 11,2 ha FSC-klagomål.docx
+++ b/klagomål/Maskaure Skornjamyran avvanm, 11,2 ha FSC-klagomål.docx
@@ -1956,7 +1956,7 @@
     <w:r>
       <w:tab/>
       <w:tab/>
-      <w:t>2026-08-31</w:t>
+      <w:t>2026-09-01</w:t>
       <w:br/>
       <w:br/>
     </w:r>

--- a/klagomål/Maskaure Skornjamyran avvanm, 11,2 ha FSC-klagomål.docx
+++ b/klagomål/Maskaure Skornjamyran avvanm, 11,2 ha FSC-klagomål.docx
@@ -1956,7 +1956,7 @@
     <w:r>
       <w:tab/>
       <w:tab/>
-      <w:t>2026-09-01</w:t>
+      <w:t>2026-09-02</w:t>
       <w:br/>
       <w:br/>
     </w:r>

--- a/klagomål/Maskaure Skornjamyran avvanm, 11,2 ha FSC-klagomål.docx
+++ b/klagomål/Maskaure Skornjamyran avvanm, 11,2 ha FSC-klagomål.docx
@@ -1956,7 +1956,7 @@
     <w:r>
       <w:tab/>
       <w:tab/>
-      <w:t>2026-09-02</w:t>
+      <w:t>2026-09-03</w:t>
       <w:br/>
       <w:br/>
     </w:r>

--- a/klagomål/Maskaure Skornjamyran avvanm, 11,2 ha FSC-klagomål.docx
+++ b/klagomål/Maskaure Skornjamyran avvanm, 11,2 ha FSC-klagomål.docx
@@ -1956,7 +1956,7 @@
     <w:r>
       <w:tab/>
       <w:tab/>
-      <w:t>2026-09-03</w:t>
+      <w:t>2026-09-04</w:t>
       <w:br/>
       <w:br/>
     </w:r>

--- a/klagomål/Maskaure Skornjamyran avvanm, 11,2 ha FSC-klagomål.docx
+++ b/klagomål/Maskaure Skornjamyran avvanm, 11,2 ha FSC-klagomål.docx
@@ -1956,7 +1956,7 @@
     <w:r>
       <w:tab/>
       <w:tab/>
-      <w:t>2026-09-04</w:t>
+      <w:t>2026-09-05</w:t>
       <w:br/>
       <w:br/>
     </w:r>

--- a/klagomål/Maskaure Skornjamyran avvanm, 11,2 ha FSC-klagomål.docx
+++ b/klagomål/Maskaure Skornjamyran avvanm, 11,2 ha FSC-klagomål.docx
@@ -1956,7 +1956,7 @@
     <w:r>
       <w:tab/>
       <w:tab/>
-      <w:t>2026-09-05</w:t>
+      <w:t>2026-09-06</w:t>
       <w:br/>
       <w:br/>
     </w:r>

--- a/klagomål/Maskaure Skornjamyran avvanm, 11,2 ha FSC-klagomål.docx
+++ b/klagomål/Maskaure Skornjamyran avvanm, 11,2 ha FSC-klagomål.docx
@@ -1956,7 +1956,7 @@
     <w:r>
       <w:tab/>
       <w:tab/>
-      <w:t>2026-09-06</w:t>
+      <w:t>2026-09-07</w:t>
       <w:br/>
       <w:br/>
     </w:r>

--- a/klagomål/Maskaure Skornjamyran avvanm, 11,2 ha FSC-klagomål.docx
+++ b/klagomål/Maskaure Skornjamyran avvanm, 11,2 ha FSC-klagomål.docx
@@ -1956,7 +1956,7 @@
     <w:r>
       <w:tab/>
       <w:tab/>
-      <w:t>2026-09-07</w:t>
+      <w:t>2026-09-08</w:t>
       <w:br/>
       <w:br/>
     </w:r>

--- a/klagomål/Maskaure Skornjamyran avvanm, 11,2 ha FSC-klagomål.docx
+++ b/klagomål/Maskaure Skornjamyran avvanm, 11,2 ha FSC-klagomål.docx
@@ -1956,7 +1956,7 @@
     <w:r>
       <w:tab/>
       <w:tab/>
-      <w:t>2026-09-08</w:t>
+      <w:t>2026-09-09</w:t>
       <w:br/>
       <w:br/>
     </w:r>

--- a/klagomål/Maskaure Skornjamyran avvanm, 11,2 ha FSC-klagomål.docx
+++ b/klagomål/Maskaure Skornjamyran avvanm, 11,2 ha FSC-klagomål.docx
@@ -1956,7 +1956,7 @@
     <w:r>
       <w:tab/>
       <w:tab/>
-      <w:t>2026-09-09</w:t>
+      <w:t>2026-09-10</w:t>
       <w:br/>
       <w:br/>
     </w:r>

--- a/klagomål/Maskaure Skornjamyran avvanm, 11,2 ha FSC-klagomål.docx
+++ b/klagomål/Maskaure Skornjamyran avvanm, 11,2 ha FSC-klagomål.docx
@@ -1956,7 +1956,7 @@
     <w:r>
       <w:tab/>
       <w:tab/>
-      <w:t>2026-09-10</w:t>
+      <w:t>2026-09-11</w:t>
       <w:br/>
       <w:br/>
     </w:r>

--- a/klagomål/Maskaure Skornjamyran avvanm, 11,2 ha FSC-klagomål.docx
+++ b/klagomål/Maskaure Skornjamyran avvanm, 11,2 ha FSC-klagomål.docx
@@ -1956,7 +1956,7 @@
     <w:r>
       <w:tab/>
       <w:tab/>
-      <w:t>2026-09-11</w:t>
+      <w:t>2026-09-12</w:t>
       <w:br/>
       <w:br/>
     </w:r>
